--- a/QA_Testing_Process_SDD_v2.docx
+++ b/QA_Testing_Process_SDD_v2.docx
@@ -123,7 +123,7 @@
           <w:sz w:val="22"/>
           <w:szCs w:val="22"/>
         </w:rPr>
-        <w:t xml:space="preserve">This document defines the end-to-end testing process for QA Engineers and SDETs working on features governed by Spec-Driven Development (SDD). Speckit slash-commands produce versioned Markdown artifacts — spec.md, plan.md, tasks.md — that serve as the machine-readable contract between product intent and agent-generated code. QA engages at every stage of this pipeline to harden the spec, validate the contract, and own the test artifacts that prove each Acceptance Criterion is met.</w:t>
+        <w:t xml:space="preserve">This document defines the end-to-end quality process for both Developers and QA Engineers working on features governed by Spec-Driven Development (SDD) with the spectest-sdet extension. Quality responsibility is shared: Developers own the TDD unit/contract gate before implementation; QA owns the five post-implementation PR checks through to pre-merge sign-off. The spectest-sdet extension (speckit-test-extension v1.1.0) automates both lanes.</w:t>
       </w:r>
     </w:p>
     <w:p>
@@ -498,7 +498,7 @@
                 <w:sz w:val="20"/>
                 <w:szCs w:val="20"/>
               </w:rPr>
-              <w:t xml:space="preserve">/speckit-test-tasksaudit runs as a mandatory before_implement hook: every P1 Acceptance Scenario (US{n}-AS{m}) and Functional Requirement (FR-###) must have a unit/contract (fail-first) test task in tasks.md before /speckit-implement runs. Developers run --write to add missing tasks; they review and re-run implement.</w:t>
+              <w:t xml:space="preserve">Dev owns unit/contract tests (pre-implement, TDD gate via /speckit-test-tasksaudit). QA owns integration/E2E/regression/performance/accessibility layers (post-implement, planned in test-plan.md). The gate audits and BLOCKS /speckit-implement when a P1 unit/contract test task is missing — it never edits tasks.md itself. Dev runs --write to add the missing tasks, reviews, then re-runs implement.</w:t>
             </w:r>
           </w:p>
         </w:tc>
@@ -636,7 +636,7 @@
                 <w:sz w:val="20"/>
                 <w:szCs w:val="20"/>
               </w:rPr>
-              <w:t xml:space="preserve">QA Responsibility</w:t>
+              <w:t xml:space="preserve">Quality Responsibility</w:t>
             </w:r>
           </w:p>
         </w:tc>
@@ -750,12 +750,10 @@
           <w:p>
             <w:r>
               <w:rPr>
-                <w:b w:val="false"/>
-                <w:bCs w:val="false"/>
-                <w:sz w:val="20"/>
-                <w:szCs w:val="20"/>
-              </w:rPr>
-              <w:t xml:space="preserve">Spec review — gap analysis, AC quality, edge cases, boundary conditions</w:t>
+                <w:sz w:val="20"/>
+                <w:szCs w:val="20"/>
+              </w:rPr>
+              <w:t xml:space="preserve">Dev: produces spec items (US{n}-AS{m}, FR-###, SC-###) via /speckit-specify and /speckit-clarify. QA: reviews before /speckit-plan — gap analysis, AC quality, boundary conditions, edge cases, cross-cutting concerns (a11y, i18n). QA runs /speckit-clarify to harden the spec.</w:t>
             </w:r>
           </w:p>
         </w:tc>
@@ -868,12 +866,10 @@
           <w:p>
             <w:r>
               <w:rPr>
-                <w:b w:val="false"/>
-                <w:bCs w:val="false"/>
-                <w:sz w:val="20"/>
-                <w:szCs w:val="20"/>
-              </w:rPr>
-              <w:t xml:space="preserve">Review technical boundaries — API contracts, data shapes, error paths</w:t>
+                <w:sz w:val="20"/>
+                <w:szCs w:val="20"/>
+              </w:rPr>
+              <w:t xml:space="preserve">Dev: produces technical architecture, API contracts, data shapes, error paths. QA: reviews for testability — explicit request/response shapes, state flows, integration points for stub/fixture strategies, non-functional requirements.</w:t>
             </w:r>
           </w:p>
         </w:tc>
@@ -989,7 +985,7 @@
                 <w:sz w:val="20"/>
                 <w:szCs w:val="20"/>
               </w:rPr>
-              <w:t xml:space="preserve">Run /speckit-test-tasksaudit (mandatory before_implement gate) to verify every P1 spec item (US{n}-AS{m}, FR-###) has a unit/contract test task. Use --write to add missing tasks. Test tasks are identified by "### Tests for User Story N" subsection or test path — not by [P] marker.</w:t>
+              <w:t xml:space="preserve">Dev (mandatory): runs /speckit-test-tasksaudit (before_implement gate) — every P1 US{n}-AS{m} and FR-### must have a unit/contract test task; runs --write to add missing tasks. QA (advisory): may run /speckit-test-tasksaudit after /speckit-tasks to surface gaps early. Dev must NOT re-run /speckit-tasks after closing the gate (added tasks would be discarded).</w:t>
             </w:r>
           </w:p>
         </w:tc>
@@ -1101,7 +1097,7 @@
                 <w:sz w:val="20"/>
                 <w:szCs w:val="20"/>
               </w:rPr>
-              <w:t xml:space="preserve">QA-authored test plan with traceability matrix, impact analysis, test layers, entry/exit criteria, risks. Generated by /speckit-test-plan on the PR branch. Must be linked in PR description.</w:t>
+              <w:t xml:space="preserve">Dev: produces technical architecture, API contracts, data shapes, error paths. QA: reviews for testability — explicit request/response shapes, state flows, integration points for stub/fixture strategies, non-functional requirements.</w:t>
             </w:r>
           </w:p>
         </w:tc>
@@ -1212,12 +1208,10 @@
           <w:p>
             <w:r>
               <w:rPr>
-                <w:b w:val="false"/>
-                <w:bCs w:val="false"/>
-                <w:sz w:val="20"/>
-                <w:szCs w:val="20"/>
-              </w:rPr>
-              <w:t xml:space="preserve">Execute manual tests, review AI-generated tests, maintain automated tests</w:t>
+                <w:sz w:val="20"/>
+                <w:szCs w:val="20"/>
+              </w:rPr>
+              <w:t xml:space="preserve">Dev: writes unit/contract tests FIRST (TDD, fail-first — tests must FAIL before implementation), then implements until green. QA: runs the five /speckit-test-* commands on the opened PR branch to generate test-plan.md, scaffold QA-layer tests, measure coverage, find gaps, and sign off.</w:t>
             </w:r>
           </w:p>
         </w:tc>
@@ -1330,12 +1324,10 @@
           <w:p>
             <w:r>
               <w:rPr>
-                <w:b w:val="false"/>
-                <w:bCs w:val="false"/>
-                <w:sz w:val="20"/>
-                <w:szCs w:val="20"/>
-              </w:rPr>
-              <w:t xml:space="preserve">Encode QA non-negotiables: AC-to-test mapping rule, no stub tests, test framework</w:t>
+                <w:sz w:val="20"/>
+                <w:szCs w:val="20"/>
+              </w:rPr>
+              <w:t xml:space="preserve">QA encodes non-negotiables (test framework, mandatory layers, coverage thresholds). Dev respects and may escalate via --require. Update: US{n}-AS{m}/FR-### mapping rule, no stub tests, /speckit-test-tasksaudit gate policy, any CI check requirements for the gate.</w:t>
             </w:r>
           </w:p>
         </w:tc>
@@ -1386,6 +1378,601 @@
     <w:p>
       <w:r>
         <w:t xml:space="preserve"/>
+      </w:r>
+    </w:p>
+    <w:p>
+      <w:pPr/>
+      <w:r>
+        <w:rPr>
+          <w:sz w:val="20"/>
+        </w:rPr>
+        <w:t xml:space="preserve"/>
+      </w:r>
+    </w:p>
+    <w:p>
+      <w:pPr>
+        <w:pStyle w:val="Heading3"/>
+      </w:pPr>
+      <w:r>
+        <w:rPr>
+          <w:sz w:val="20"/>
+        </w:rPr>
+        <w:t xml:space="preserve">Gate Model — Who Owns What and When</w:t>
+      </w:r>
+    </w:p>
+    <w:tbl>
+      <w:tblPr>
+        <w:tblStyle w:val="TableGrid"/>
+        <w:tblW w:w="9360" w:type="dxa"/>
+      </w:tblPr>
+      <w:tr>
+        <w:tc>
+          <w:tcPr>
+            <w:tcW w:type="dxa" w:w="3120"/>
+            <w:tcBorders>
+              <w:top w:val="single" w:color="2E75B6" w:sz="1"/>
+              <w:left w:val="single" w:color="2E75B6" w:sz="1"/>
+              <w:bottom w:val="single" w:color="2E75B6" w:sz="1"/>
+              <w:right w:val="single" w:color="2E75B6" w:sz="1"/>
+            </w:tcBorders>
+            <w:shd w:fill="2E75B6" w:val="clear"/>
+            <w:tcMar>
+              <w:top w:type="dxa" w:w="80"/>
+              <w:left w:type="dxa" w:w="120"/>
+              <w:bottom w:type="dxa" w:w="80"/>
+              <w:right w:type="dxa" w:w="120"/>
+            </w:tcMar>
+          </w:tcPr>
+          <w:p>
+            <w:r>
+              <w:rPr>
+                <w:sz w:val="20"/>
+                <w:szCs w:val="20"/>
+              </w:rPr>
+              <w:t xml:space="preserve">Phase</w:t>
+            </w:r>
+          </w:p>
+        </w:tc>
+        <w:tc>
+          <w:tcPr>
+            <w:tcW w:type="dxa" w:w="6240"/>
+            <w:tcBorders>
+              <w:top w:val="single" w:color="2E75B6" w:sz="1"/>
+              <w:left w:val="single" w:color="2E75B6" w:sz="1"/>
+              <w:bottom w:val="single" w:color="2E75B6" w:sz="1"/>
+              <w:right w:val="single" w:color="2E75B6" w:sz="1"/>
+            </w:tcBorders>
+            <w:shd w:fill="2E75B6" w:val="clear"/>
+            <w:tcMar>
+              <w:top w:type="dxa" w:w="80"/>
+              <w:left w:type="dxa" w:w="120"/>
+              <w:bottom w:type="dxa" w:w="80"/>
+              <w:right w:type="dxa" w:w="120"/>
+            </w:tcMar>
+          </w:tcPr>
+          <w:p>
+            <w:r>
+              <w:rPr>
+                <w:sz w:val="20"/>
+                <w:szCs w:val="20"/>
+              </w:rPr>
+              <w:t xml:space="preserve">Owner</w:t>
+            </w:r>
+          </w:p>
+        </w:tc>
+        <w:tc>
+          <w:tcPr>
+            <w:tcW w:type="dxa" w:w="6240"/>
+            <w:tcBorders>
+              <w:top w:val="single" w:color="2E75B6" w:sz="1"/>
+              <w:left w:val="single" w:color="2E75B6" w:sz="1"/>
+              <w:bottom w:val="single" w:color="2E75B6" w:sz="1"/>
+              <w:right w:val="single" w:color="2E75B6" w:sz="1"/>
+            </w:tcBorders>
+            <w:shd w:fill="2E75B6" w:val="clear"/>
+            <w:tcMar>
+              <w:top w:type="dxa" w:w="80"/>
+              <w:left w:type="dxa" w:w="120"/>
+              <w:bottom w:type="dxa" w:w="80"/>
+              <w:right w:type="dxa" w:w="120"/>
+            </w:tcMar>
+          </w:tcPr>
+          <w:p>
+            <w:r>
+              <w:rPr>
+                <w:sz w:val="20"/>
+                <w:szCs w:val="20"/>
+              </w:rPr>
+              <w:t xml:space="preserve">Quality Gate / Actions</w:t>
+            </w:r>
+          </w:p>
+        </w:tc>
+      </w:tr>
+      <w:tr>
+        <w:tc>
+          <w:tcPr>
+            <w:tcW w:type="dxa" w:w="3120"/>
+            <w:tcBorders>
+              <w:top w:val="single" w:color="2E75B6" w:sz="1"/>
+              <w:left w:val="single" w:color="2E75B6" w:sz="1"/>
+              <w:bottom w:val="single" w:color="2E75B6" w:sz="1"/>
+              <w:right w:val="single" w:color="2E75B6" w:sz="1"/>
+            </w:tcBorders>
+            <w:shd w:fill="2E75B6" w:val="clear"/>
+            <w:tcMar>
+              <w:top w:type="dxa" w:w="80"/>
+              <w:left w:type="dxa" w:w="120"/>
+              <w:bottom w:type="dxa" w:w="80"/>
+              <w:right w:type="dxa" w:w="120"/>
+            </w:tcMar>
+          </w:tcPr>
+          <w:p>
+            <w:r>
+              <w:rPr>
+                <w:sz w:val="20"/>
+                <w:szCs w:val="20"/>
+              </w:rPr>
+              <w:t xml:space="preserve">Before /speckit-implement
+(Developer local)</w:t>
+            </w:r>
+          </w:p>
+        </w:tc>
+        <w:tc>
+          <w:tcPr>
+            <w:tcW w:type="dxa" w:w="6240"/>
+            <w:tcBorders>
+              <w:top w:val="single" w:color="2E75B6" w:sz="1"/>
+              <w:left w:val="single" w:color="2E75B6" w:sz="1"/>
+              <w:bottom w:val="single" w:color="2E75B6" w:sz="1"/>
+              <w:right w:val="single" w:color="2E75B6" w:sz="1"/>
+            </w:tcBorders>
+            <w:shd w:fill="2E75B6" w:val="clear"/>
+            <w:tcMar>
+              <w:top w:type="dxa" w:w="80"/>
+              <w:left w:type="dxa" w:w="120"/>
+              <w:bottom w:type="dxa" w:w="80"/>
+              <w:right w:type="dxa" w:w="120"/>
+            </w:tcMar>
+          </w:tcPr>
+          <w:p>
+            <w:r>
+              <w:rPr>
+                <w:sz w:val="20"/>
+                <w:szCs w:val="20"/>
+              </w:rPr>
+              <w:t xml:space="preserve">Developer</w:t>
+            </w:r>
+          </w:p>
+        </w:tc>
+        <w:tc>
+          <w:tcPr>
+            <w:tcW w:type="dxa" w:w="6240"/>
+            <w:tcBorders>
+              <w:top w:val="single" w:color="2E75B6" w:sz="1"/>
+              <w:left w:val="single" w:color="2E75B6" w:sz="1"/>
+              <w:bottom w:val="single" w:color="2E75B6" w:sz="1"/>
+              <w:right w:val="single" w:color="2E75B6" w:sz="1"/>
+            </w:tcBorders>
+            <w:shd w:fill="2E75B6" w:val="clear"/>
+            <w:tcMar>
+              <w:top w:type="dxa" w:w="80"/>
+              <w:left w:type="dxa" w:w="120"/>
+              <w:bottom w:type="dxa" w:w="80"/>
+              <w:right w:type="dxa" w:w="120"/>
+            </w:tcMar>
+          </w:tcPr>
+          <w:p>
+            <w:r>
+              <w:rPr>
+                <w:sz w:val="20"/>
+                <w:szCs w:val="20"/>
+              </w:rPr>
+              <w:t xml:space="preserve">/speckit-test-tasksaudit (mandatory before_implement hook)
+  Audit: every P1 US{n}-AS{m} and FR-### must have a unit/contract (TDD, fail-first) test task in tasks.md
+  BLOCKS /speckit-implement if any P1 task is missing (read-only; never edits tasks.md)
+  Fix: run --write to add the missing task lines to tasks.md, review, then re-run implement
+  Note: hook binds when working through /speckit-implement; pair with --also-checklist or CI check for stricter enforcement</w:t>
+            </w:r>
+          </w:p>
+        </w:tc>
+      </w:tr>
+      <w:tr>
+        <w:tc>
+          <w:tcPr>
+            <w:tcW w:type="dxa" w:w="3120"/>
+            <w:tcBorders>
+              <w:top w:val="single" w:color="2E75B6" w:sz="1"/>
+              <w:left w:val="single" w:color="2E75B6" w:sz="1"/>
+              <w:bottom w:val="single" w:color="2E75B6" w:sz="1"/>
+              <w:right w:val="single" w:color="2E75B6" w:sz="1"/>
+            </w:tcBorders>
+            <w:shd w:fill="2E75B6" w:val="clear"/>
+            <w:tcMar>
+              <w:top w:type="dxa" w:w="80"/>
+              <w:left w:type="dxa" w:w="120"/>
+              <w:bottom w:type="dxa" w:w="80"/>
+              <w:right w:type="dxa" w:w="120"/>
+            </w:tcMar>
+          </w:tcPr>
+          <w:p>
+            <w:r>
+              <w:rPr>
+                <w:sz w:val="20"/>
+                <w:szCs w:val="20"/>
+              </w:rPr>
+              <w:t xml:space="preserve">After /speckit-implement
+(PR opened — QA)</w:t>
+            </w:r>
+          </w:p>
+        </w:tc>
+        <w:tc>
+          <w:tcPr>
+            <w:tcW w:type="dxa" w:w="6240"/>
+            <w:tcBorders>
+              <w:top w:val="single" w:color="2E75B6" w:sz="1"/>
+              <w:left w:val="single" w:color="2E75B6" w:sz="1"/>
+              <w:bottom w:val="single" w:color="2E75B6" w:sz="1"/>
+              <w:right w:val="single" w:color="2E75B6" w:sz="1"/>
+            </w:tcBorders>
+            <w:shd w:fill="2E75B6" w:val="clear"/>
+            <w:tcMar>
+              <w:top w:type="dxa" w:w="80"/>
+              <w:left w:type="dxa" w:w="120"/>
+              <w:bottom w:type="dxa" w:w="80"/>
+              <w:right w:type="dxa" w:w="120"/>
+            </w:tcMar>
+          </w:tcPr>
+          <w:p>
+            <w:r>
+              <w:rPr>
+                <w:sz w:val="20"/>
+                <w:szCs w:val="20"/>
+              </w:rPr>
+              <w:t xml:space="preserve">QA Engineer</w:t>
+            </w:r>
+          </w:p>
+        </w:tc>
+        <w:tc>
+          <w:tcPr>
+            <w:tcW w:type="dxa" w:w="6240"/>
+            <w:tcBorders>
+              <w:top w:val="single" w:color="2E75B6" w:sz="1"/>
+              <w:left w:val="single" w:color="2E75B6" w:sz="1"/>
+              <w:bottom w:val="single" w:color="2E75B6" w:sz="1"/>
+              <w:right w:val="single" w:color="2E75B6" w:sz="1"/>
+            </w:tcBorders>
+            <w:shd w:fill="2E75B6" w:val="clear"/>
+            <w:tcMar>
+              <w:top w:type="dxa" w:w="80"/>
+              <w:left w:type="dxa" w:w="120"/>
+              <w:bottom w:type="dxa" w:w="80"/>
+              <w:right w:type="dxa" w:w="120"/>
+            </w:tcMar>
+          </w:tcPr>
+          <w:p>
+            <w:r>
+              <w:rPr>
+                <w:sz w:val="20"/>
+                <w:szCs w:val="20"/>
+              </w:rPr>
+              <w:t xml:space="preserve">/speckit-test-plan      → test-plan.md: impact analysis + QA test layers
+/speckit-test-generate  → scaffold integration/E2E/regression/perf/a11y tests and any item still missing a test
+/speckit-test-coverage  → map items to test files; rate Strong/Medium/Weak/Stub
+/speckit-test-gaps      → find untested items; severity Critical/Medium/Low
+/speckit-test-review    → pre-merge sign-off; GATE: APPROVED / GATE: BLOCKED</w:t>
+            </w:r>
+          </w:p>
+        </w:tc>
+      </w:tr>
+    </w:tbl>
+    <w:p>
+      <w:pPr>
+        <w:pStyle w:val="Normal"/>
+      </w:pPr>
+      <w:r>
+        <w:rPr>
+          <w:rFonts w:ascii="Courier New" w:hAnsi="Courier New"/>
+          <w:sz w:val="18"/>
+        </w:rPr>
+        <w:t xml:space="preserve">PR approved + merged</w:t>
+      </w:r>
+    </w:p>
+    <w:p>
+      <w:pPr>
+        <w:pStyle w:val="Normal"/>
+      </w:pPr>
+      <w:r>
+        <w:rPr>
+          <w:rFonts w:ascii="Courier New" w:hAnsi="Courier New"/>
+          <w:sz w:val="18"/>
+        </w:rPr>
+        <w:t xml:space="preserve">[QA] /speckit-test-review   ← pre-merge sign-off → GATE: ✅ APPROVED / ❌ BLOCKED</w:t>
+      </w:r>
+    </w:p>
+    <w:p>
+      <w:pPr>
+        <w:pStyle w:val="Normal"/>
+      </w:pPr>
+      <w:r>
+        <w:rPr>
+          <w:rFonts w:ascii="Courier New" w:hAnsi="Courier New"/>
+          <w:sz w:val="18"/>
+        </w:rPr>
+        <w:t xml:space="preserve">[QA] /speckit-test-gaps     ← untested items (Critical/Medium/Low severity)</w:t>
+      </w:r>
+    </w:p>
+    <w:p>
+      <w:pPr>
+        <w:pStyle w:val="Normal"/>
+      </w:pPr>
+      <w:r>
+        <w:rPr>
+          <w:rFonts w:ascii="Courier New" w:hAnsi="Courier New"/>
+          <w:sz w:val="18"/>
+        </w:rPr>
+        <w:t xml:space="preserve">[QA] /speckit-test-coverage ← requirement-level coverage (Strong/Medium/Weak/Stub)</w:t>
+      </w:r>
+    </w:p>
+    <w:p>
+      <w:pPr>
+        <w:pStyle w:val="Normal"/>
+      </w:pPr>
+      <w:r>
+        <w:rPr>
+          <w:rFonts w:ascii="Courier New" w:hAnsi="Courier New"/>
+          <w:sz w:val="18"/>
+        </w:rPr>
+        <w:t xml:space="preserve">[QA] /speckit-test-generate ← scaffold QA-layer tests (and any item still missing a test)</w:t>
+      </w:r>
+    </w:p>
+    <w:p>
+      <w:pPr>
+        <w:pStyle w:val="Normal"/>
+      </w:pPr>
+      <w:r>
+        <w:rPr>
+          <w:rFonts w:ascii="Courier New" w:hAnsi="Courier New"/>
+          <w:sz w:val="18"/>
+        </w:rPr>
+        <w:t xml:space="preserve">[QA] /speckit-test-plan     ← test-plan.md: impact analysis + QA test layers</w:t>
+      </w:r>
+    </w:p>
+    <w:p>
+      <w:pPr>
+        <w:pStyle w:val="Normal"/>
+      </w:pPr>
+      <w:r>
+        <w:rPr>
+          <w:rFonts w:ascii="Courier New" w:hAnsi="Courier New"/>
+          <w:sz w:val="18"/>
+        </w:rPr>
+        <w:t xml:space="preserve">══════ Developer opens the PR ══════</w:t>
+      </w:r>
+    </w:p>
+    <w:p>
+      <w:pPr>
+        <w:pStyle w:val="Normal"/>
+      </w:pPr>
+      <w:r>
+        <w:rPr>
+          <w:rFonts w:ascii="Courier New" w:hAnsi="Courier New"/>
+          <w:sz w:val="18"/>
+        </w:rPr>
+        <w:t xml:space="preserve">/speckit-implement          → source + unit/contract tests (TDD: write tests first, FAIL → implement → GREEN)</w:t>
+      </w:r>
+    </w:p>
+    <w:p>
+      <w:pPr>
+        <w:pStyle w:val="Normal"/>
+      </w:pPr>
+      <w:r>
+        <w:rPr>
+          <w:rFonts w:ascii="Courier New" w:hAnsi="Courier New"/>
+          <w:sz w:val="18"/>
+        </w:rPr>
+        <w:t xml:space="preserve">         Run --write to add missing tasks to tasks.md, review, re-run implement</w:t>
+      </w:r>
+    </w:p>
+    <w:p>
+      <w:pPr>
+        <w:pStyle w:val="Normal"/>
+      </w:pPr>
+      <w:r>
+        <w:rPr>
+          <w:rFonts w:ascii="Courier New" w:hAnsi="Courier New"/>
+          <w:sz w:val="18"/>
+        </w:rPr>
+        <w:t xml:space="preserve">         Audits &amp; BLOCKS if a P1 unit/contract test task is missing</w:t>
+      </w:r>
+    </w:p>
+    <w:p>
+      <w:pPr>
+        <w:pStyle w:val="Normal"/>
+      </w:pPr>
+      <w:r>
+        <w:rPr>
+          <w:rFonts w:ascii="Courier New" w:hAnsi="Courier New"/>
+          <w:sz w:val="18"/>
+        </w:rPr>
+        <w:t xml:space="preserve">★  [Dev] /speckit-test-tasksaudit   ← before_implement hook (MANDATORY gate)</w:t>
+      </w:r>
+    </w:p>
+    <w:p>
+      <w:pPr>
+        <w:pStyle w:val="Normal"/>
+      </w:pPr>
+      <w:r>
+        <w:rPr>
+          <w:rFonts w:ascii="Courier New" w:hAnsi="Courier New"/>
+          <w:sz w:val="18"/>
+        </w:rPr>
+        <w:t xml:space="preserve">/speckit-analyze            → cross-artefact consistency report</w:t>
+      </w:r>
+    </w:p>
+    <w:p>
+      <w:pPr>
+        <w:pStyle w:val="Normal"/>
+      </w:pPr>
+      <w:r>
+        <w:rPr>
+          <w:rFonts w:ascii="Courier New" w:hAnsi="Courier New"/>
+          <w:sz w:val="18"/>
+        </w:rPr>
+        <w:t xml:space="preserve">/speckit-checklist          → checklists/*.md  (requirements-quality gate)</w:t>
+      </w:r>
+    </w:p>
+    <w:p>
+      <w:pPr>
+        <w:pStyle w:val="Normal"/>
+      </w:pPr>
+      <w:r>
+        <w:rPr>
+          <w:rFonts w:ascii="Courier New" w:hAnsi="Courier New"/>
+          <w:sz w:val="18"/>
+        </w:rPr>
+        <w:t xml:space="preserve">   └─ [Dev] /speckit-test-tasksaudit   ← after_tasks hook (advisory audit)</w:t>
+      </w:r>
+    </w:p>
+    <w:p>
+      <w:pPr>
+        <w:pStyle w:val="Normal"/>
+      </w:pPr>
+      <w:r>
+        <w:rPr>
+          <w:rFonts w:ascii="Courier New" w:hAnsi="Courier New"/>
+          <w:sz w:val="18"/>
+        </w:rPr>
+        <w:t xml:space="preserve">/speckit-tasks              → tasks.md</w:t>
+      </w:r>
+    </w:p>
+    <w:p>
+      <w:pPr>
+        <w:pStyle w:val="Normal"/>
+      </w:pPr>
+      <w:r>
+        <w:rPr>
+          <w:rFonts w:ascii="Courier New" w:hAnsi="Courier New"/>
+          <w:sz w:val="18"/>
+        </w:rPr>
+        <w:t xml:space="preserve">/speckit-plan               → plan.md</w:t>
+      </w:r>
+    </w:p>
+    <w:p>
+      <w:pPr>
+        <w:pStyle w:val="Normal"/>
+      </w:pPr>
+      <w:r>
+        <w:rPr>
+          <w:rFonts w:ascii="Courier New" w:hAnsi="Courier New"/>
+          <w:sz w:val="18"/>
+        </w:rPr>
+        <w:t xml:space="preserve">/speckit-clarify            → spec.md updated</w:t>
+      </w:r>
+    </w:p>
+    <w:p>
+      <w:pPr>
+        <w:pStyle w:val="Normal"/>
+      </w:pPr>
+      <w:r>
+        <w:rPr>
+          <w:rFonts w:ascii="Courier New" w:hAnsi="Courier New"/>
+          <w:sz w:val="18"/>
+        </w:rPr>
+        <w:t xml:space="preserve">/speckit-specify            → spec.md           (User Stories: US{n}-AS{m}, FR-###, SC-###)</w:t>
+      </w:r>
+    </w:p>
+    <w:p>
+      <w:pPr>
+        <w:pStyle w:val="Normal"/>
+      </w:pPr>
+      <w:r>
+        <w:rPr>
+          <w:rFonts w:ascii="Courier New" w:hAnsi="Courier New"/>
+          <w:sz w:val="18"/>
+        </w:rPr>
+        <w:t xml:space="preserve">/speckit-constitution       → constitution.md  (defines whether/which tests are mandatory)</w:t>
+      </w:r>
+    </w:p>
+    <w:p>
+      <w:pPr>
+        <w:pStyle w:val="Heading3"/>
+      </w:pPr>
+      <w:r>
+        <w:rPr>
+          <w:sz w:val="20"/>
+        </w:rPr>
+        <w:t xml:space="preserve">Full Pipeline (with all Spec Kit commands)</w:t>
+      </w:r>
+    </w:p>
+    <w:p>
+      <w:pPr/>
+      <w:r>
+        <w:rPr>
+          <w:sz w:val="20"/>
+        </w:rPr>
+        <w:t xml:space="preserve">★ = mandatory before_implement gate. Audits and BLOCKS if a P1 spec item has no unit/contract (TDD) test task. Developer runs /speckit-test-tasksaudit --write to add missing tasks to tasks.md, reviews the additions, then re-runs /speckit-implement.</w:t>
+      </w:r>
+    </w:p>
+    <w:p>
+      <w:pPr>
+        <w:pStyle w:val="Normal"/>
+      </w:pPr>
+      <w:r>
+        <w:rPr>
+          <w:rFonts w:ascii="Courier New" w:hAnsi="Courier New"/>
+          <w:sz w:val="18"/>
+        </w:rPr>
+        <w:t xml:space="preserve">/speckit-test-plan → /speckit-test-generate → /speckit-test-coverage → /speckit-test-gaps → /speckit-test-review → ✅ approve</w:t>
+      </w:r>
+    </w:p>
+    <w:p>
+      <w:pPr/>
+      <w:r>
+        <w:rPr>
+          <w:sz w:val="20"/>
+        </w:rPr>
+        <w:t xml:space="preserve">QA lane (inspects the PR):</w:t>
+      </w:r>
+    </w:p>
+    <w:p>
+      <w:pPr>
+        <w:pStyle w:val="Normal"/>
+      </w:pPr>
+      <w:r>
+        <w:rPr>
+          <w:rFonts w:ascii="Courier New" w:hAnsi="Courier New"/>
+          <w:sz w:val="18"/>
+        </w:rPr>
+        <w:t xml:space="preserve">/speckit-specify → /speckit-clarify → /speckit-plan → /speckit-tasks → /speckit-test-tasksaudit ★ → /speckit-implement → open PR</w:t>
+      </w:r>
+    </w:p>
+    <w:p>
+      <w:pPr/>
+      <w:r>
+        <w:rPr>
+          <w:sz w:val="20"/>
+        </w:rPr>
+        <w:t xml:space="preserve">Developer lane (runs locally; opens the PR after implementing):</w:t>
+      </w:r>
+    </w:p>
+    <w:p>
+      <w:pPr/>
+      <w:r>
+        <w:rPr>
+          <w:sz w:val="20"/>
+        </w:rPr>
+        <w:t xml:space="preserve">The Quality Spec Kit workflow proves a feature was built right. Core Spec Kit steps are unchanged; quality steps are woven in at two points: a mandatory developer gate before implementation, and five QA commands on the opened PR.</w:t>
+      </w:r>
+    </w:p>
+    <w:p>
+      <w:pPr>
+        <w:pStyle w:val="Heading2"/>
+      </w:pPr>
+      <w:r>
+        <w:rPr>
+          <w:sz w:val="20"/>
+        </w:rPr>
+        <w:t xml:space="preserve">Workflow Overview — Quality Spec Kit Pipeline</w:t>
       </w:r>
     </w:p>
     <w:p>
@@ -3275,7 +3862,7 @@
           <w:sz w:val="22"/>
           <w:szCs w:val="22"/>
         </w:rPr>
-        <w:t xml:space="preserve">QA runs /speckit-test-generate on the opened PR branch (2nd QA command). Args: [US1-AS2 | FR-001 | SC-001] [unit|integration|e2e] [--dir tests/]. Auto-detects test framework from package.json (Jest/Vitest/Playwright), pyproject.toml (pytest), or go.mod (go test). Generates failing TDD scaffolds labelled with item IDs (e.g., "US1-AS1: ..."). Never overwrites existing test files. QA fills in assertion logic after implementation.</w:t>
+        <w:t xml:space="preserve">QA runs /speckit-test-generate on the opened PR branch (2nd QA command). Args: [US1-AS2 | FR-001 | SC-001] [unit|integration|e2e] [--dir tests/]. Scaffolds QA-owned layers (integration/E2E/regression/perf/a11y) and any spec item still missing a test. Auto-detects test framework from package.json (Jest/Vitest/Playwright), pyproject.toml (pytest), or go.mod (go test). Generates failing TDD scaffolds labelled with item IDs (e.g., "US1-AS1: ..."). Never overwrites existing test files. QA fills in assertion logic after implementation.</w:t>
       </w:r>
     </w:p>
     <w:p>
@@ -6650,6 +7237,17 @@
       </w:pPr>
       <w:r>
         <w:t xml:space="preserve">5. When SDD Applies — QA Scope by Ticket Type</w:t>
+      </w:r>
+    </w:p>
+    <w:p>
+      <w:pPr/>
+      <w:r>
+        <w:rPr>
+          <w:i/>
+          <w:iCs/>
+          <w:sz w:val="20"/>
+        </w:rPr>
+        <w:t xml:space="preserve">Enforceability note: The before_implement hook binds when the developer works through /speckit-implement. To make the gate unbypassable regardless of how code is written, pair it with /speckit-test-plan --also-checklist (which seeds FEATURE_DIR/checklists/test.md and blocks /speckit-implement until it is checked off) and/or a required CI check on the PR.</w:t>
       </w:r>
     </w:p>
     <w:p>
